--- a/document/[VIONE] BRD YÊU CẦU NGHIỆP VỤ TOÀN DIỆN.docx
+++ b/document/[VIONE] BRD YÊU CẦU NGHIỆP VỤ TOÀN DIỆN.docx
@@ -589,7 +589,7 @@
                 <w:sz w:val="20"/>
                 <w:szCs w:val="20"/>
               </w:rPr>
-              <w:t xml:space="preserve">Khởi tạo nghiệp vụ lõi CRM, BPMN, Chấm công GPS, VietQR</w:t>
+              <w:t xml:space="preserve">Khởi tạo nghiệp vụ lõi CRM, BPMN, Chấm công GPS, VNPay</w:t>
             </w:r>
           </w:p>
         </w:tc>
@@ -850,7 +850,7 @@
                 <w:sz w:val="20"/>
                 <w:szCs w:val="20"/>
               </w:rPr>
-              <w:t xml:space="preserve">Kho Google Drive, Multi-tenant RBAC, Cấu hình PostgreSQL, OpenRouter AI, Gói VietQR In-App, Xóa tài khoản Apple 5.1.1(v)</w:t>
+              <w:t xml:space="preserve">Kho Google Drive, Multi-tenant RBAC, Cấu hình PostgreSQL, OpenRouter AI, Gói Thanh Toán VNPay / Zalo OA, Xóa tài khoản Apple 5.1.1(v)</w:t>
             </w:r>
           </w:p>
         </w:tc>
@@ -1182,7 +1182,7 @@
           <w:sz w:val="23"/>
           <w:szCs w:val="23"/>
         </w:rPr>
-        <w:t xml:space="preserve">Nắm bắt Bàn điều hành 5 Tabs lịch trình hôm nay, phê duyệt chi 3 cấp bằng VietQR, giám sát chuyên cần nhân sự và giao việc thần tốc bằng giọng nói qua ViOne AI.</w:t>
+        <w:t xml:space="preserve">Nắm bắt Bàn điều hành 5 Tabs lịch trình hôm nay, phê duyệt chi 3 cấp bằng VNPay, giám sát chuyên cần nhân sự và giao việc thần tốc bằng giọng nói qua ViOne AI.</w:t>
       </w:r>
     </w:p>
     <w:p>
@@ -1336,7 +1336,7 @@
           <w:sz w:val="23"/>
           <w:szCs w:val="23"/>
         </w:rPr>
-        <w:t xml:space="preserve">Bảng chấm công thời gian thực, Quản lý nghỉ phép &amp; OT, Tờ trình chi &amp; VietQR 24/7 gạch nợ, Quản trị Leads bán hàng, Quản trị doanh nghiệp số.</w:t>
+        <w:t xml:space="preserve">Bảng chấm công thời gian thực, Quản lý nghỉ phép &amp; OT, Tờ trình chi &amp; VNPay 24/7 gạch nợ, Quản trị Leads bán hàng, Quản trị doanh nghiệp số.</w:t>
       </w:r>
     </w:p>
     <w:p>
@@ -1540,7 +1540,7 @@
           <w:sz w:val="23"/>
           <w:szCs w:val="23"/>
         </w:rPr>
-        <w:t xml:space="preserve">Cấu hình pháp lý công ty, tài khoản thụ hưởng VietQR, bán kính chấm công GPS văn phòng, lưu trữ bền vững vĩnh viễn vào CSDL PostgreSQL.</w:t>
+        <w:t xml:space="preserve">Cấu hình pháp lý công ty, cổng thanh toán VNPay và Zalo OA, bán kính chấm công GPS văn phòng, lưu trữ bền vững vĩnh viễn vào CSDL PostgreSQL.</w:t>
       </w:r>
     </w:p>
     <w:p>
@@ -2123,7 +2123,7 @@
           <w:sz w:val="24"/>
           <w:szCs w:val="24"/>
         </w:rPr>
-        <w:t xml:space="preserve">4.7. Đăng Ký Gói Cước Doanh Nghiệp In-App VietQR Napas 24/7</w:t>
+        <w:t xml:space="preserve">4.7. Đăng Ký Gói Cước Doanh Nghiệp In-App VNPay &amp; Zalo OA</w:t>
       </w:r>
     </w:p>
     <w:p>
@@ -2157,7 +2157,7 @@
           <w:sz w:val="23"/>
           <w:szCs w:val="23"/>
         </w:rPr>
-        <w:t xml:space="preserve">Chọn gói Starter, Growth, Enterprise theo tháng hoặc năm; Sinh VietQR Napas động; Webhook gạch nợ tự động trong 1 giây.</w:t>
+        <w:t xml:space="preserve">Chọn gói Starter, Growth, Enterprise theo tháng hoặc năm; Sinh VNPay VNPay động; Webhook gạch nợ tự động trong 1 giây.</w:t>
       </w:r>
     </w:p>
     <w:p>
@@ -2405,15 +2405,15 @@
           <w:sz w:val="23"/>
           <w:szCs w:val="23"/>
         </w:rPr>
-        <w:t xml:space="preserve">Nhóm V (Quy tắc Tài chính &amp; VietQR): </w:t>
-      </w:r>
-      <w:r>
-        <w:rPr>
-          <w:rFonts w:ascii="Times New Roman" w:cs="Times New Roman" w:eastAsia="Times New Roman" w:hAnsi="Times New Roman"/>
-          <w:sz w:val="23"/>
-          <w:szCs w:val="23"/>
-        </w:rPr>
-        <w:t xml:space="preserve">Phê duyệt tờ trình chi 3 cấp, sinh mã VietQR Napas 24/7 gạch nợ tự động và lưu trữ hóa đơn điện tử.</w:t>
+        <w:t xml:space="preserve">Nhóm V (Quy tắc Tài chính &amp; VNPay): </w:t>
+      </w:r>
+      <w:r>
+        <w:rPr>
+          <w:rFonts w:ascii="Times New Roman" w:cs="Times New Roman" w:eastAsia="Times New Roman" w:hAnsi="Times New Roman"/>
+          <w:sz w:val="23"/>
+          <w:szCs w:val="23"/>
+        </w:rPr>
+        <w:t xml:space="preserve">Phê duyệt tờ trình chi 3 cấp, thanh toán qua cổng VNPay và xác nhận qua Zalo OA gạch nợ tự động và lưu trữ hóa đơn điện tử.</w:t>
       </w:r>
     </w:p>
     <w:p>
